--- a/GitGuide.docx
+++ b/GitGuide.docx
@@ -1,12 +1,18 @@
 
-<file path=word/document2.xml><?xml version="1.0" encoding="utf-8"?>
-<w:document xmlns:wpc="http://schemas.microsoft.com/office/word/2010/wordprocessingCanvas" xmlns:mc="http://schemas.openxmlformats.org/markup-compatibility/2006" xmlns:o="urn:schemas-microsoft-com:office:office" xmlns:r="http://schemas.openxmlformats.org/officeDocument/2006/relationships" xmlns:m="http://schemas.openxmlformats.org/officeDocument/2006/math" xmlns:v="urn:schemas-microsoft-com:vml" xmlns:wp14="http://schemas.microsoft.com/office/word/2010/wordprocessingDrawing" xmlns:wp="http://schemas.openxmlformats.org/drawingml/2006/wordprocessingDrawing" xmlns:w10="urn:schemas-microsoft-com:office:word" xmlns:w="http://schemas.openxmlformats.org/wordprocessingml/2006/main" xmlns:w14="http://schemas.microsoft.com/office/word/2010/wordml" xmlns:w15="http://schemas.microsoft.com/office/word/2012/wordml" xmlns:wpg="http://schemas.microsoft.com/office/word/2010/wordprocessingGroup" xmlns:wpi="http://schemas.microsoft.com/office/word/2010/wordprocessingInk" xmlns:wne="http://schemas.microsoft.com/office/word/2006/wordml" xmlns:wps="http://schemas.microsoft.com/office/word/2010/wordprocessingShape" xmlns:w16se="http://schemas.microsoft.com/office/word/2015/wordml/symex" xmlns:w16cid="http://schemas.microsoft.com/office/word/2016/wordml/cid" xmlns:w16="http://schemas.microsoft.com/office/word/2018/wordml" xmlns:w16cex="http://schemas.microsoft.com/office/word/2018/wordml/cex" xmlns:w16sdtdh="http://schemas.microsoft.com/office/word/2020/wordml/sdtdatahash" xmlns:w16sdtfl="http://schemas.microsoft.com/office/word/2024/wordml/sdtformatlock" mc:Ignorable="w14 w15 wp14 w16se w16cid w16 w16cex w16sdtdh w16sdtfl">
+<file path=word/document.xml><?xml version="1.0" encoding="utf-8"?>
+<w:document xmlns:wpc="http://schemas.microsoft.com/office/word/2010/wordprocessingCanvas" xmlns:cx="http://schemas.microsoft.com/office/drawing/2014/chartex" xmlns:cx1="http://schemas.microsoft.com/office/drawing/2015/9/8/chartex" xmlns:cx2="http://schemas.microsoft.com/office/drawing/2015/10/21/chartex" xmlns:cx3="http://schemas.microsoft.com/office/drawing/2016/5/9/chartex" xmlns:cx4="http://schemas.microsoft.com/office/drawing/2016/5/10/chartex" xmlns:cx5="http://schemas.microsoft.com/office/drawing/2016/5/11/chartex" xmlns:cx6="http://schemas.microsoft.com/office/drawing/2016/5/12/chartex" xmlns:cx7="http://schemas.microsoft.com/office/drawing/2016/5/13/chartex" xmlns:cx8="http://schemas.microsoft.com/office/drawing/2016/5/14/chartex" xmlns:mc="http://schemas.openxmlformats.org/markup-compatibility/2006" xmlns:aink="http://schemas.microsoft.com/office/drawing/2016/ink" xmlns:am3d="http://schemas.microsoft.com/office/drawing/2017/model3d" xmlns:o="urn:schemas-microsoft-com:office:office" xmlns:oel="http://schemas.microsoft.com/office/2019/extlst" xmlns:r="http://schemas.openxmlformats.org/officeDocument/2006/relationships" xmlns:m="http://schemas.openxmlformats.org/officeDocument/2006/math" xmlns:v="urn:schemas-microsoft-com:vml" xmlns:wp14="http://schemas.microsoft.com/office/word/2010/wordprocessingDrawing" xmlns:wp="http://schemas.openxmlformats.org/drawingml/2006/wordprocessingDrawing" xmlns:w10="urn:schemas-microsoft-com:office:word" xmlns:w="http://schemas.openxmlformats.org/wordprocessingml/2006/main" xmlns:w14="http://schemas.microsoft.com/office/word/2010/wordml" xmlns:w15="http://schemas.microsoft.com/office/word/2012/wordml" xmlns:w16cex="http://schemas.microsoft.com/office/word/2018/wordml/cex" xmlns:w16cid="http://schemas.microsoft.com/office/word/2016/wordml/cid" xmlns:w16="http://schemas.microsoft.com/office/word/2018/wordml" xmlns:w16sdtdh="http://schemas.microsoft.com/office/word/2020/wordml/sdtdatahash" xmlns:w16se="http://schemas.microsoft.com/office/word/2015/wordml/symex" xmlns:wpg="http://schemas.microsoft.com/office/word/2010/wordprocessingGroup" xmlns:wpi="http://schemas.microsoft.com/office/word/2010/wordprocessingInk" xmlns:wne="http://schemas.microsoft.com/office/word/2006/wordml" xmlns:wps="http://schemas.microsoft.com/office/word/2010/wordprocessingShape" mc:Ignorable="w14 w15 w16se w16cid w16 w16cex w16sdtdh wp14">
   <w:body>
-    <w:p xmlns:wp14="http://schemas.microsoft.com/office/word/2010/wordml" wp14:paraId="5E5787A5" wp14:textId="117C1117">
-      <w:r>
+    <w:p>
+      <w:pPr>
         <w:rPr>
-          <w:b w:val="1"/>
-          <w:bCs w:val="1"/>
+          <w:b/>
+          <w:bCs/>
+        </w:rPr>
+      </w:pPr>
+      <w:r>
+        <w:rPr>
+          <w:b/>
+          <w:bCs/>
         </w:rPr>
         <w:t>Git Guide</w:t>
       </w:r>
@@ -21,8 +27,8 @@
       </w:r>
       <w:r>
         <w:rPr>
-          <w:b w:val="1"/>
-          <w:bCs w:val="1"/>
+          <w:b/>
+          <w:bCs/>
         </w:rPr>
         <w:t xml:space="preserve">Fitzdeji Adenuga </w:t>
       </w:r>
@@ -37,14 +43,72 @@
       </w:r>
       <w:r>
         <w:rPr>
-          <w:b w:val="1"/>
-          <w:bCs w:val="1"/>
+          <w:b/>
+          <w:bCs/>
         </w:rPr>
         <w:t xml:space="preserve">C00337105           </w:t>
       </w:r>
     </w:p>
+    <w:p>
+      <w:r>
+        <w:rPr>
+          <w:b/>
+          <w:bCs/>
+        </w:rPr>
+        <w:br/>
+      </w:r>
+      <w:r>
+        <w:rPr>
+          <w:b/>
+          <w:bCs/>
+        </w:rPr>
+        <w:br/>
+      </w:r>
+      <w:r>
+        <w:t>1. Init: Make a repository or initialize an existing repository</w:t>
+      </w:r>
+    </w:p>
+    <w:p>
+      <w:r>
+        <w:drawing>
+          <wp:inline distT="0" distB="0" distL="0" distR="0" wp14:anchorId="6E8F0CDE" wp14:editId="00ED9744">
+            <wp:extent cx="5029902" cy="485843"/>
+            <wp:effectExtent l="0" t="0" r="0" b="9525"/>
+            <wp:docPr id="1" name="Picture 1"/>
+            <wp:cNvGraphicFramePr>
+              <a:graphicFrameLocks xmlns:a="http://schemas.openxmlformats.org/drawingml/2006/main" noChangeAspect="1"/>
+            </wp:cNvGraphicFramePr>
+            <a:graphic xmlns:a="http://schemas.openxmlformats.org/drawingml/2006/main">
+              <a:graphicData uri="http://schemas.openxmlformats.org/drawingml/2006/picture">
+                <pic:pic xmlns:pic="http://schemas.openxmlformats.org/drawingml/2006/picture">
+                  <pic:nvPicPr>
+                    <pic:cNvPr id="1" name=""/>
+                    <pic:cNvPicPr/>
+                  </pic:nvPicPr>
+                  <pic:blipFill>
+                    <a:blip r:embed="rId4"/>
+                    <a:stretch>
+                      <a:fillRect/>
+                    </a:stretch>
+                  </pic:blipFill>
+                  <pic:spPr>
+                    <a:xfrm>
+                      <a:off x="0" y="0"/>
+                      <a:ext cx="5029902" cy="485843"/>
+                    </a:xfrm>
+                    <a:prstGeom prst="rect">
+                      <a:avLst/>
+                    </a:prstGeom>
+                  </pic:spPr>
+                </pic:pic>
+              </a:graphicData>
+            </a:graphic>
+          </wp:inline>
+        </w:drawing>
+      </w:r>
+    </w:p>
     <w:sectPr>
-      <w:pgSz w:w="11906" w:h="16838" w:orient="portrait"/>
+      <w:pgSz w:w="11906" w:h="16838"/>
       <w:pgMar w:top="1440" w:right="1440" w:bottom="1440" w:left="1440" w:header="720" w:footer="720" w:gutter="0"/>
       <w:cols w:space="720"/>
       <w:docGrid w:linePitch="360"/>
@@ -54,11 +118,11 @@
 </file>
 
 <file path=word/styles.xml><?xml version="1.0" encoding="utf-8"?>
-<w:styles xmlns:wp14="http://schemas.microsoft.com/office/word/2010/wordprocessingDrawing" xmlns:mc="http://schemas.openxmlformats.org/markup-compatibility/2006" xmlns:r="http://schemas.openxmlformats.org/officeDocument/2006/relationships" xmlns:w="http://schemas.openxmlformats.org/wordprocessingml/2006/main" xmlns:w14="http://schemas.microsoft.com/office/word/2010/wordml" xmlns:w15="http://schemas.microsoft.com/office/word/2012/wordml" xmlns:w16se="http://schemas.microsoft.com/office/word/2015/wordml/symex" xmlns:w16cid="http://schemas.microsoft.com/office/word/2016/wordml/cid" xmlns:w16="http://schemas.microsoft.com/office/word/2018/wordml" xmlns:w16cex="http://schemas.microsoft.com/office/word/2018/wordml/cex" xmlns:w16sdtdh="http://schemas.microsoft.com/office/word/2020/wordml/sdtdatahash" xmlns:w16sdtfl="http://schemas.microsoft.com/office/word/2024/wordml/sdtformatlock" mc:Ignorable="w14 w15 wp14 w16se w16cid w16 w16cex w16sdtdh w16sdtfl">
+<w:styles xmlns:mc="http://schemas.openxmlformats.org/markup-compatibility/2006" xmlns:r="http://schemas.openxmlformats.org/officeDocument/2006/relationships" xmlns:w="http://schemas.openxmlformats.org/wordprocessingml/2006/main" xmlns:w14="http://schemas.microsoft.com/office/word/2010/wordml" xmlns:w15="http://schemas.microsoft.com/office/word/2012/wordml" xmlns:w16cex="http://schemas.microsoft.com/office/word/2018/wordml/cex" xmlns:w16cid="http://schemas.microsoft.com/office/word/2016/wordml/cid" xmlns:w16="http://schemas.microsoft.com/office/word/2018/wordml" xmlns:w16sdtdh="http://schemas.microsoft.com/office/word/2020/wordml/sdtdatahash" xmlns:w16se="http://schemas.microsoft.com/office/word/2015/wordml/symex" mc:Ignorable="w14 w15 w16se w16cid w16 w16cex w16sdtdh">
   <w:docDefaults>
     <w:rPrDefault>
       <w:rPr>
-        <w:rFonts w:asciiTheme="minorHAnsi" w:hAnsiTheme="minorHAnsi" w:eastAsiaTheme="minorEastAsia" w:cstheme="minorBidi"/>
+        <w:rFonts w:asciiTheme="minorHAnsi" w:eastAsiaTheme="minorEastAsia" w:hAnsiTheme="minorHAnsi" w:cstheme="minorBidi"/>
         <w:sz w:val="24"/>
         <w:szCs w:val="24"/>
         <w:lang w:val="en-GB" w:eastAsia="ja-JP" w:bidi="ar-SA"/>
@@ -70,17 +134,17 @@
       </w:pPr>
     </w:pPrDefault>
   </w:docDefaults>
-  <w:latentStyles w:defLockedState="0" w:defUIPriority="99" w:defSemiHidden="0" w:defUnhideWhenUsed="0" w:defQFormat="0" w:count="371">
+  <w:latentStyles w:defLockedState="0" w:defUIPriority="99" w:defSemiHidden="0" w:defUnhideWhenUsed="0" w:defQFormat="0" w:count="376">
     <w:lsdException w:name="Normal" w:uiPriority="0" w:qFormat="1"/>
     <w:lsdException w:name="heading 1" w:uiPriority="9" w:qFormat="1"/>
-    <w:lsdException w:name="heading 2" w:uiPriority="9" w:semiHidden="1" w:unhideWhenUsed="1" w:qFormat="1"/>
-    <w:lsdException w:name="heading 3" w:uiPriority="9" w:semiHidden="1" w:unhideWhenUsed="1" w:qFormat="1"/>
-    <w:lsdException w:name="heading 4" w:uiPriority="9" w:semiHidden="1" w:unhideWhenUsed="1" w:qFormat="1"/>
-    <w:lsdException w:name="heading 5" w:uiPriority="9" w:semiHidden="1" w:unhideWhenUsed="1" w:qFormat="1"/>
-    <w:lsdException w:name="heading 6" w:uiPriority="9" w:semiHidden="1" w:unhideWhenUsed="1" w:qFormat="1"/>
-    <w:lsdException w:name="heading 7" w:uiPriority="9" w:semiHidden="1" w:unhideWhenUsed="1" w:qFormat="1"/>
-    <w:lsdException w:name="heading 8" w:uiPriority="9" w:semiHidden="1" w:unhideWhenUsed="1" w:qFormat="1"/>
-    <w:lsdException w:name="heading 9" w:uiPriority="9" w:semiHidden="1" w:unhideWhenUsed="1" w:qFormat="1"/>
+    <w:lsdException w:name="heading 2" w:semiHidden="1" w:uiPriority="9" w:unhideWhenUsed="1" w:qFormat="1"/>
+    <w:lsdException w:name="heading 3" w:semiHidden="1" w:uiPriority="9" w:unhideWhenUsed="1" w:qFormat="1"/>
+    <w:lsdException w:name="heading 4" w:semiHidden="1" w:uiPriority="9" w:unhideWhenUsed="1" w:qFormat="1"/>
+    <w:lsdException w:name="heading 5" w:semiHidden="1" w:uiPriority="9" w:unhideWhenUsed="1" w:qFormat="1"/>
+    <w:lsdException w:name="heading 6" w:semiHidden="1" w:uiPriority="9" w:unhideWhenUsed="1" w:qFormat="1"/>
+    <w:lsdException w:name="heading 7" w:semiHidden="1" w:uiPriority="9" w:unhideWhenUsed="1" w:qFormat="1"/>
+    <w:lsdException w:name="heading 8" w:semiHidden="1" w:uiPriority="9" w:unhideWhenUsed="1" w:qFormat="1"/>
+    <w:lsdException w:name="heading 9" w:semiHidden="1" w:uiPriority="9" w:unhideWhenUsed="1" w:qFormat="1"/>
     <w:lsdException w:name="index 1" w:semiHidden="1" w:unhideWhenUsed="1"/>
     <w:lsdException w:name="index 2" w:semiHidden="1" w:unhideWhenUsed="1"/>
     <w:lsdException w:name="index 3" w:semiHidden="1" w:unhideWhenUsed="1"/>
@@ -90,22 +154,22 @@
     <w:lsdException w:name="index 7" w:semiHidden="1" w:unhideWhenUsed="1"/>
     <w:lsdException w:name="index 8" w:semiHidden="1" w:unhideWhenUsed="1"/>
     <w:lsdException w:name="index 9" w:semiHidden="1" w:unhideWhenUsed="1"/>
-    <w:lsdException w:name="toc 1" w:uiPriority="39" w:semiHidden="1" w:unhideWhenUsed="1"/>
-    <w:lsdException w:name="toc 2" w:uiPriority="39" w:semiHidden="1" w:unhideWhenUsed="1"/>
-    <w:lsdException w:name="toc 3" w:uiPriority="39" w:semiHidden="1" w:unhideWhenUsed="1"/>
-    <w:lsdException w:name="toc 4" w:uiPriority="39" w:semiHidden="1" w:unhideWhenUsed="1"/>
-    <w:lsdException w:name="toc 5" w:uiPriority="39" w:semiHidden="1" w:unhideWhenUsed="1"/>
-    <w:lsdException w:name="toc 6" w:uiPriority="39" w:semiHidden="1" w:unhideWhenUsed="1"/>
-    <w:lsdException w:name="toc 7" w:uiPriority="39" w:semiHidden="1" w:unhideWhenUsed="1"/>
-    <w:lsdException w:name="toc 8" w:uiPriority="39" w:semiHidden="1" w:unhideWhenUsed="1"/>
-    <w:lsdException w:name="toc 9" w:uiPriority="39" w:semiHidden="1" w:unhideWhenUsed="1"/>
+    <w:lsdException w:name="toc 1" w:semiHidden="1" w:uiPriority="39" w:unhideWhenUsed="1"/>
+    <w:lsdException w:name="toc 2" w:semiHidden="1" w:uiPriority="39" w:unhideWhenUsed="1"/>
+    <w:lsdException w:name="toc 3" w:semiHidden="1" w:uiPriority="39" w:unhideWhenUsed="1"/>
+    <w:lsdException w:name="toc 4" w:semiHidden="1" w:uiPriority="39" w:unhideWhenUsed="1"/>
+    <w:lsdException w:name="toc 5" w:semiHidden="1" w:uiPriority="39" w:unhideWhenUsed="1"/>
+    <w:lsdException w:name="toc 6" w:semiHidden="1" w:uiPriority="39" w:unhideWhenUsed="1"/>
+    <w:lsdException w:name="toc 7" w:semiHidden="1" w:uiPriority="39" w:unhideWhenUsed="1"/>
+    <w:lsdException w:name="toc 8" w:semiHidden="1" w:uiPriority="39" w:unhideWhenUsed="1"/>
+    <w:lsdException w:name="toc 9" w:semiHidden="1" w:uiPriority="39" w:unhideWhenUsed="1"/>
     <w:lsdException w:name="Normal Indent" w:semiHidden="1" w:unhideWhenUsed="1"/>
     <w:lsdException w:name="footnote text" w:semiHidden="1" w:unhideWhenUsed="1"/>
     <w:lsdException w:name="annotation text" w:semiHidden="1" w:unhideWhenUsed="1"/>
     <w:lsdException w:name="header" w:semiHidden="1" w:unhideWhenUsed="1"/>
     <w:lsdException w:name="footer" w:semiHidden="1" w:unhideWhenUsed="1"/>
     <w:lsdException w:name="index heading" w:semiHidden="1" w:unhideWhenUsed="1"/>
-    <w:lsdException w:name="caption" w:uiPriority="35" w:semiHidden="1" w:unhideWhenUsed="1" w:qFormat="1"/>
+    <w:lsdException w:name="caption" w:semiHidden="1" w:uiPriority="35" w:unhideWhenUsed="1" w:qFormat="1"/>
     <w:lsdException w:name="table of figures" w:semiHidden="1" w:unhideWhenUsed="1"/>
     <w:lsdException w:name="envelope address" w:semiHidden="1" w:unhideWhenUsed="1"/>
     <w:lsdException w:name="envelope return" w:semiHidden="1" w:unhideWhenUsed="1"/>
@@ -136,7 +200,7 @@
     <w:lsdException w:name="Title" w:uiPriority="10" w:qFormat="1"/>
     <w:lsdException w:name="Closing" w:semiHidden="1" w:unhideWhenUsed="1"/>
     <w:lsdException w:name="Signature" w:semiHidden="1" w:unhideWhenUsed="1"/>
-    <w:lsdException w:name="Default Paragraph Font" w:uiPriority="1" w:semiHidden="1" w:unhideWhenUsed="1"/>
+    <w:lsdException w:name="Default Paragraph Font" w:semiHidden="1" w:uiPriority="1" w:unhideWhenUsed="1"/>
     <w:lsdException w:name="Body Text" w:semiHidden="1" w:unhideWhenUsed="1"/>
     <w:lsdException w:name="Body Text Indent" w:semiHidden="1" w:unhideWhenUsed="1"/>
     <w:lsdException w:name="List Continue" w:semiHidden="1" w:unhideWhenUsed="1"/>
@@ -336,8 +400,8 @@
     <w:lsdException w:name="Subtle Reference" w:uiPriority="31" w:qFormat="1"/>
     <w:lsdException w:name="Intense Reference" w:uiPriority="32" w:qFormat="1"/>
     <w:lsdException w:name="Book Title" w:uiPriority="33" w:qFormat="1"/>
-    <w:lsdException w:name="Bibliography" w:uiPriority="37" w:semiHidden="1" w:unhideWhenUsed="1"/>
-    <w:lsdException w:name="TOC Heading" w:uiPriority="39" w:semiHidden="1" w:unhideWhenUsed="1" w:qFormat="1"/>
+    <w:lsdException w:name="Bibliography" w:semiHidden="1" w:uiPriority="37" w:unhideWhenUsed="1"/>
+    <w:lsdException w:name="TOC Heading" w:semiHidden="1" w:uiPriority="39" w:unhideWhenUsed="1" w:qFormat="1"/>
     <w:lsdException w:name="Plain Table 1" w:uiPriority="41"/>
     <w:lsdException w:name="Plain Table 2" w:uiPriority="42"/>
     <w:lsdException w:name="Plain Table 3" w:uiPriority="43"/>
@@ -442,18 +506,23 @@
     <w:lsdException w:name="List Table 5 Dark Accent 6" w:uiPriority="50"/>
     <w:lsdException w:name="List Table 6 Colorful Accent 6" w:uiPriority="51"/>
     <w:lsdException w:name="List Table 7 Colorful Accent 6" w:uiPriority="52"/>
+    <w:lsdException w:name="Mention" w:semiHidden="1" w:unhideWhenUsed="1"/>
+    <w:lsdException w:name="Smart Hyperlink" w:semiHidden="1" w:unhideWhenUsed="1"/>
+    <w:lsdException w:name="Hashtag" w:semiHidden="1" w:unhideWhenUsed="1"/>
+    <w:lsdException w:name="Unresolved Mention" w:semiHidden="1" w:unhideWhenUsed="1"/>
+    <w:lsdException w:name="Smart Link" w:semiHidden="1" w:unhideWhenUsed="1"/>
   </w:latentStyles>
-  <w:style w:type="paragraph" w:styleId="Normal" w:default="1">
+  <w:style w:type="paragraph" w:default="1" w:styleId="Normal">
     <w:name w:val="Normal"/>
     <w:qFormat/>
   </w:style>
-  <w:style w:type="character" w:styleId="DefaultParagraphFont" w:default="1">
+  <w:style w:type="character" w:default="1" w:styleId="DefaultParagraphFont">
     <w:name w:val="Default Paragraph Font"/>
     <w:uiPriority w:val="1"/>
     <w:semiHidden/>
     <w:unhideWhenUsed/>
   </w:style>
-  <w:style w:type="table" w:styleId="TableNormal" w:default="1">
+  <w:style w:type="table" w:default="1" w:styleId="TableNormal">
     <w:name w:val="Normal Table"/>
     <w:uiPriority w:val="99"/>
     <w:semiHidden/>
@@ -468,7 +537,7 @@
       </w:tblCellMar>
     </w:tblPr>
   </w:style>
-  <w:style w:type="numbering" w:styleId="NoList" w:default="1">
+  <w:style w:type="numbering" w:default="1" w:styleId="NoList">
     <w:name w:val="No List"/>
     <w:uiPriority w:val="99"/>
     <w:semiHidden/>
@@ -478,7 +547,7 @@
 </file>
 
 <file path=word/theme/theme1.xml><?xml version="1.0" encoding="utf-8"?>
-<a:theme xmlns:thm15="http://schemas.microsoft.com/office/thememl/2012/main" xmlns:a="http://schemas.openxmlformats.org/drawingml/2006/main" name="Office Theme">
+<a:theme xmlns:a="http://schemas.openxmlformats.org/drawingml/2006/main" name="Office Theme">
   <a:themeElements>
     <a:clrScheme name="Office">
       <a:dk1>

--- a/GitGuide.docx
+++ b/GitGuide.docx
@@ -107,6 +107,52 @@
         </w:drawing>
       </w:r>
     </w:p>
+    <w:p/>
+    <w:p>
+      <w:r>
+        <w:t>2. Add: Copies files from working directory to staging area</w:t>
+      </w:r>
+    </w:p>
+    <w:p>
+      <w:r>
+        <w:drawing>
+          <wp:inline distT="0" distB="0" distL="0" distR="0" wp14:anchorId="2D686309" wp14:editId="56437E55">
+            <wp:extent cx="5731510" cy="748665"/>
+            <wp:effectExtent l="0" t="0" r="2540" b="0"/>
+            <wp:docPr id="2" name="Picture 2"/>
+            <wp:cNvGraphicFramePr>
+              <a:graphicFrameLocks xmlns:a="http://schemas.openxmlformats.org/drawingml/2006/main" noChangeAspect="1"/>
+            </wp:cNvGraphicFramePr>
+            <a:graphic xmlns:a="http://schemas.openxmlformats.org/drawingml/2006/main">
+              <a:graphicData uri="http://schemas.openxmlformats.org/drawingml/2006/picture">
+                <pic:pic xmlns:pic="http://schemas.openxmlformats.org/drawingml/2006/picture">
+                  <pic:nvPicPr>
+                    <pic:cNvPr id="1" name=""/>
+                    <pic:cNvPicPr/>
+                  </pic:nvPicPr>
+                  <pic:blipFill>
+                    <a:blip r:embed="rId5"/>
+                    <a:stretch>
+                      <a:fillRect/>
+                    </a:stretch>
+                  </pic:blipFill>
+                  <pic:spPr>
+                    <a:xfrm>
+                      <a:off x="0" y="0"/>
+                      <a:ext cx="5731510" cy="748665"/>
+                    </a:xfrm>
+                    <a:prstGeom prst="rect">
+                      <a:avLst/>
+                    </a:prstGeom>
+                  </pic:spPr>
+                </pic:pic>
+              </a:graphicData>
+            </a:graphic>
+          </wp:inline>
+        </w:drawing>
+      </w:r>
+    </w:p>
+    <w:p/>
     <w:sectPr>
       <w:pgSz w:w="11906" w:h="16838"/>
       <w:pgMar w:top="1440" w:right="1440" w:bottom="1440" w:left="1440" w:header="720" w:footer="720" w:gutter="0"/>

--- a/GitGuide.docx
+++ b/GitGuide.docx
@@ -107,52 +107,6 @@
         </w:drawing>
       </w:r>
     </w:p>
-    <w:p/>
-    <w:p>
-      <w:r>
-        <w:t>2. Add: Copies files from working directory to staging area</w:t>
-      </w:r>
-    </w:p>
-    <w:p>
-      <w:r>
-        <w:drawing>
-          <wp:inline distT="0" distB="0" distL="0" distR="0" wp14:anchorId="2D686309" wp14:editId="56437E55">
-            <wp:extent cx="5731510" cy="748665"/>
-            <wp:effectExtent l="0" t="0" r="2540" b="0"/>
-            <wp:docPr id="2" name="Picture 2"/>
-            <wp:cNvGraphicFramePr>
-              <a:graphicFrameLocks xmlns:a="http://schemas.openxmlformats.org/drawingml/2006/main" noChangeAspect="1"/>
-            </wp:cNvGraphicFramePr>
-            <a:graphic xmlns:a="http://schemas.openxmlformats.org/drawingml/2006/main">
-              <a:graphicData uri="http://schemas.openxmlformats.org/drawingml/2006/picture">
-                <pic:pic xmlns:pic="http://schemas.openxmlformats.org/drawingml/2006/picture">
-                  <pic:nvPicPr>
-                    <pic:cNvPr id="1" name=""/>
-                    <pic:cNvPicPr/>
-                  </pic:nvPicPr>
-                  <pic:blipFill>
-                    <a:blip r:embed="rId5"/>
-                    <a:stretch>
-                      <a:fillRect/>
-                    </a:stretch>
-                  </pic:blipFill>
-                  <pic:spPr>
-                    <a:xfrm>
-                      <a:off x="0" y="0"/>
-                      <a:ext cx="5731510" cy="748665"/>
-                    </a:xfrm>
-                    <a:prstGeom prst="rect">
-                      <a:avLst/>
-                    </a:prstGeom>
-                  </pic:spPr>
-                </pic:pic>
-              </a:graphicData>
-            </a:graphic>
-          </wp:inline>
-        </w:drawing>
-      </w:r>
-    </w:p>
-    <w:p/>
     <w:sectPr>
       <w:pgSz w:w="11906" w:h="16838"/>
       <w:pgMar w:top="1440" w:right="1440" w:bottom="1440" w:left="1440" w:header="720" w:footer="720" w:gutter="0"/>

--- a/GitGuide.docx
+++ b/GitGuide.docx
@@ -107,6 +107,52 @@
         </w:drawing>
       </w:r>
     </w:p>
+    <w:p/>
+    <w:p>
+      <w:r>
+        <w:t>2. Add: Copies files from working directory to staging area</w:t>
+      </w:r>
+    </w:p>
+    <w:p>
+      <w:r>
+        <w:drawing>
+          <wp:inline distT="0" distB="0" distL="0" distR="0" wp14:anchorId="3CA48ABC" wp14:editId="0F6B15EE">
+            <wp:extent cx="5731510" cy="748665"/>
+            <wp:effectExtent l="0" t="0" r="2540" b="0"/>
+            <wp:docPr id="2" name="Picture 2"/>
+            <wp:cNvGraphicFramePr>
+              <a:graphicFrameLocks xmlns:a="http://schemas.openxmlformats.org/drawingml/2006/main" noChangeAspect="1"/>
+            </wp:cNvGraphicFramePr>
+            <a:graphic xmlns:a="http://schemas.openxmlformats.org/drawingml/2006/main">
+              <a:graphicData uri="http://schemas.openxmlformats.org/drawingml/2006/picture">
+                <pic:pic xmlns:pic="http://schemas.openxmlformats.org/drawingml/2006/picture">
+                  <pic:nvPicPr>
+                    <pic:cNvPr id="1" name=""/>
+                    <pic:cNvPicPr/>
+                  </pic:nvPicPr>
+                  <pic:blipFill>
+                    <a:blip r:embed="rId5"/>
+                    <a:stretch>
+                      <a:fillRect/>
+                    </a:stretch>
+                  </pic:blipFill>
+                  <pic:spPr>
+                    <a:xfrm>
+                      <a:off x="0" y="0"/>
+                      <a:ext cx="5731510" cy="748665"/>
+                    </a:xfrm>
+                    <a:prstGeom prst="rect">
+                      <a:avLst/>
+                    </a:prstGeom>
+                  </pic:spPr>
+                </pic:pic>
+              </a:graphicData>
+            </a:graphic>
+          </wp:inline>
+        </w:drawing>
+      </w:r>
+    </w:p>
+    <w:p/>
     <w:sectPr>
       <w:pgSz w:w="11906" w:h="16838"/>
       <w:pgMar w:top="1440" w:right="1440" w:bottom="1440" w:left="1440" w:header="720" w:footer="720" w:gutter="0"/>

--- a/GitGuide.docx
+++ b/GitGuide.docx
@@ -140,6 +140,51 @@
                     <a:xfrm>
                       <a:off x="0" y="0"/>
                       <a:ext cx="5731510" cy="748665"/>
+                    </a:xfrm>
+                    <a:prstGeom prst="rect">
+                      <a:avLst/>
+                    </a:prstGeom>
+                  </pic:spPr>
+                </pic:pic>
+              </a:graphicData>
+            </a:graphic>
+          </wp:inline>
+        </w:drawing>
+      </w:r>
+    </w:p>
+    <w:p/>
+    <w:p>
+      <w:r>
+        <w:t>3. Commit: Commits files from staging area to repository</w:t>
+      </w:r>
+    </w:p>
+    <w:p>
+      <w:r>
+        <w:drawing>
+          <wp:inline distT="0" distB="0" distL="0" distR="0" wp14:anchorId="31EB5F4A" wp14:editId="2DB36A5B">
+            <wp:extent cx="4963218" cy="2791215"/>
+            <wp:effectExtent l="0" t="0" r="8890" b="9525"/>
+            <wp:docPr id="3" name="Picture 3"/>
+            <wp:cNvGraphicFramePr>
+              <a:graphicFrameLocks xmlns:a="http://schemas.openxmlformats.org/drawingml/2006/main" noChangeAspect="1"/>
+            </wp:cNvGraphicFramePr>
+            <a:graphic xmlns:a="http://schemas.openxmlformats.org/drawingml/2006/main">
+              <a:graphicData uri="http://schemas.openxmlformats.org/drawingml/2006/picture">
+                <pic:pic xmlns:pic="http://schemas.openxmlformats.org/drawingml/2006/picture">
+                  <pic:nvPicPr>
+                    <pic:cNvPr id="1" name=""/>
+                    <pic:cNvPicPr/>
+                  </pic:nvPicPr>
+                  <pic:blipFill>
+                    <a:blip r:embed="rId6"/>
+                    <a:stretch>
+                      <a:fillRect/>
+                    </a:stretch>
+                  </pic:blipFill>
+                  <pic:spPr>
+                    <a:xfrm>
+                      <a:off x="0" y="0"/>
+                      <a:ext cx="4963218" cy="2791215"/>
                     </a:xfrm>
                     <a:prstGeom prst="rect">
                       <a:avLst/>

--- a/GitGuide.docx
+++ b/GitGuide.docx
@@ -156,6 +156,9 @@
     <w:p>
       <w:r>
         <w:t>3. Commit: Commits files from staging area to repository</w:t>
+      </w:r>
+      <w:r>
+        <w:t xml:space="preserve"> with extra information</w:t>
       </w:r>
     </w:p>
     <w:p>

--- a/GitGuide.docx
+++ b/GitGuide.docx
@@ -188,6 +188,111 @@
                     <a:xfrm>
                       <a:off x="0" y="0"/>
                       <a:ext cx="4963218" cy="2791215"/>
+                    </a:xfrm>
+                    <a:prstGeom prst="rect">
+                      <a:avLst/>
+                    </a:prstGeom>
+                  </pic:spPr>
+                </pic:pic>
+              </a:graphicData>
+            </a:graphic>
+          </wp:inline>
+        </w:drawing>
+      </w:r>
+    </w:p>
+    <w:p/>
+    <w:p>
+      <w:r>
+        <w:t>4. mv: Renames a chosen file</w:t>
+      </w:r>
+    </w:p>
+    <w:p>
+      <w:r>
+        <w:drawing>
+          <wp:inline distT="0" distB="0" distL="0" distR="0" wp14:anchorId="4A228402" wp14:editId="292F1F70">
+            <wp:extent cx="4763165" cy="371527"/>
+            <wp:effectExtent l="0" t="0" r="0" b="9525"/>
+            <wp:docPr id="4" name="Picture 4"/>
+            <wp:cNvGraphicFramePr>
+              <a:graphicFrameLocks xmlns:a="http://schemas.openxmlformats.org/drawingml/2006/main" noChangeAspect="1"/>
+            </wp:cNvGraphicFramePr>
+            <a:graphic xmlns:a="http://schemas.openxmlformats.org/drawingml/2006/main">
+              <a:graphicData uri="http://schemas.openxmlformats.org/drawingml/2006/picture">
+                <pic:pic xmlns:pic="http://schemas.openxmlformats.org/drawingml/2006/picture">
+                  <pic:nvPicPr>
+                    <pic:cNvPr id="1" name=""/>
+                    <pic:cNvPicPr/>
+                  </pic:nvPicPr>
+                  <pic:blipFill>
+                    <a:blip r:embed="rId7"/>
+                    <a:stretch>
+                      <a:fillRect/>
+                    </a:stretch>
+                  </pic:blipFill>
+                  <pic:spPr>
+                    <a:xfrm>
+                      <a:off x="0" y="0"/>
+                      <a:ext cx="4763165" cy="371527"/>
+                    </a:xfrm>
+                    <a:prstGeom prst="rect">
+                      <a:avLst/>
+                    </a:prstGeom>
+                  </pic:spPr>
+                </pic:pic>
+              </a:graphicData>
+            </a:graphic>
+          </wp:inline>
+        </w:drawing>
+      </w:r>
+    </w:p>
+    <w:p/>
+    <w:p/>
+    <w:p/>
+    <w:p>
+      <w:r>
+        <w:lastRenderedPageBreak/>
+        <w:t>5.</w:t>
+      </w:r>
+      <w:r>
+        <w:t xml:space="preserve"> </w:t>
+      </w:r>
+      <w:r>
+        <w:t>r</w:t>
+      </w:r>
+      <w:r>
+        <w:t>m</w:t>
+      </w:r>
+      <w:r>
+        <w:t>: Remove a file's copy from the staging area</w:t>
+      </w:r>
+    </w:p>
+    <w:p>
+      <w:r>
+        <w:drawing>
+          <wp:inline distT="0" distB="0" distL="0" distR="0" wp14:anchorId="75FB7DBC" wp14:editId="4C139AD2">
+            <wp:extent cx="4629796" cy="914528"/>
+            <wp:effectExtent l="0" t="0" r="0" b="0"/>
+            <wp:docPr id="5" name="Picture 5"/>
+            <wp:cNvGraphicFramePr>
+              <a:graphicFrameLocks xmlns:a="http://schemas.openxmlformats.org/drawingml/2006/main" noChangeAspect="1"/>
+            </wp:cNvGraphicFramePr>
+            <a:graphic xmlns:a="http://schemas.openxmlformats.org/drawingml/2006/main">
+              <a:graphicData uri="http://schemas.openxmlformats.org/drawingml/2006/picture">
+                <pic:pic xmlns:pic="http://schemas.openxmlformats.org/drawingml/2006/picture">
+                  <pic:nvPicPr>
+                    <pic:cNvPr id="1" name=""/>
+                    <pic:cNvPicPr/>
+                  </pic:nvPicPr>
+                  <pic:blipFill>
+                    <a:blip r:embed="rId8"/>
+                    <a:stretch>
+                      <a:fillRect/>
+                    </a:stretch>
+                  </pic:blipFill>
+                  <pic:spPr>
+                    <a:xfrm>
+                      <a:off x="0" y="0"/>
+                      <a:ext cx="4629796" cy="914528"/>
                     </a:xfrm>
                     <a:prstGeom prst="rect">
                       <a:avLst/>

--- a/GitGuide.docx
+++ b/GitGuide.docx
@@ -306,6 +306,65 @@
       </w:r>
     </w:p>
     <w:p/>
+    <w:p>
+      <w:r>
+        <w:t>6. Branch:</w:t>
+      </w:r>
+      <w:r>
+        <w:t xml:space="preserve"> </w:t>
+      </w:r>
+      <w:r>
+        <w:t>A</w:t>
+      </w:r>
+      <w:r>
+        <w:t>llows you to make a new branch in the repository</w:t>
+      </w:r>
+      <w:r>
+        <w:t xml:space="preserve"> </w:t>
+      </w:r>
+    </w:p>
+    <w:p>
+      <w:r>
+        <w:drawing>
+          <wp:inline distT="0" distB="0" distL="0" distR="0" wp14:anchorId="59D3C409" wp14:editId="2C148621">
+            <wp:extent cx="4544059" cy="552527"/>
+            <wp:effectExtent l="0" t="0" r="9525" b="0"/>
+            <wp:docPr id="6" name="Picture 6"/>
+            <wp:cNvGraphicFramePr>
+              <a:graphicFrameLocks xmlns:a="http://schemas.openxmlformats.org/drawingml/2006/main" noChangeAspect="1"/>
+            </wp:cNvGraphicFramePr>
+            <a:graphic xmlns:a="http://schemas.openxmlformats.org/drawingml/2006/main">
+              <a:graphicData uri="http://schemas.openxmlformats.org/drawingml/2006/picture">
+                <pic:pic xmlns:pic="http://schemas.openxmlformats.org/drawingml/2006/picture">
+                  <pic:nvPicPr>
+                    <pic:cNvPr id="1" name=""/>
+                    <pic:cNvPicPr/>
+                  </pic:nvPicPr>
+                  <pic:blipFill>
+                    <a:blip r:embed="rId9"/>
+                    <a:stretch>
+                      <a:fillRect/>
+                    </a:stretch>
+                  </pic:blipFill>
+                  <pic:spPr>
+                    <a:xfrm>
+                      <a:off x="0" y="0"/>
+                      <a:ext cx="4544059" cy="552527"/>
+                    </a:xfrm>
+                    <a:prstGeom prst="rect">
+                      <a:avLst/>
+                    </a:prstGeom>
+                  </pic:spPr>
+                </pic:pic>
+              </a:graphicData>
+            </a:graphic>
+          </wp:inline>
+        </w:drawing>
+      </w:r>
+      <w:r>
+        <w:t xml:space="preserve"> </w:t>
+      </w:r>
+    </w:p>
     <w:sectPr>
       <w:pgSz w:w="11906" w:h="16838"/>
       <w:pgMar w:top="1440" w:right="1440" w:bottom="1440" w:left="1440" w:header="720" w:footer="720" w:gutter="0"/>

--- a/GitGuide.docx
+++ b/GitGuide.docx
@@ -363,6 +363,57 @@
       </w:r>
       <w:r>
         <w:t xml:space="preserve"> </w:t>
+      </w:r>
+    </w:p>
+    <w:p/>
+    <w:p>
+      <w:r>
+        <w:t xml:space="preserve">7. </w:t>
+      </w:r>
+      <w:r>
+        <w:t>Remote: Creates a remote version of a repository</w:t>
+      </w:r>
+      <w:r>
+        <w:t xml:space="preserve"> using the repository link</w:t>
+      </w:r>
+    </w:p>
+    <w:p>
+      <w:r>
+        <w:drawing>
+          <wp:inline distT="0" distB="0" distL="0" distR="0" wp14:anchorId="37DE76C2" wp14:editId="6C7ED447">
+            <wp:extent cx="4744112" cy="409632"/>
+            <wp:effectExtent l="0" t="0" r="0" b="9525"/>
+            <wp:docPr id="7" name="Picture 7"/>
+            <wp:cNvGraphicFramePr>
+              <a:graphicFrameLocks xmlns:a="http://schemas.openxmlformats.org/drawingml/2006/main" noChangeAspect="1"/>
+            </wp:cNvGraphicFramePr>
+            <a:graphic xmlns:a="http://schemas.openxmlformats.org/drawingml/2006/main">
+              <a:graphicData uri="http://schemas.openxmlformats.org/drawingml/2006/picture">
+                <pic:pic xmlns:pic="http://schemas.openxmlformats.org/drawingml/2006/picture">
+                  <pic:nvPicPr>
+                    <pic:cNvPr id="1" name=""/>
+                    <pic:cNvPicPr/>
+                  </pic:nvPicPr>
+                  <pic:blipFill>
+                    <a:blip r:embed="rId10"/>
+                    <a:stretch>
+                      <a:fillRect/>
+                    </a:stretch>
+                  </pic:blipFill>
+                  <pic:spPr>
+                    <a:xfrm>
+                      <a:off x="0" y="0"/>
+                      <a:ext cx="4744112" cy="409632"/>
+                    </a:xfrm>
+                    <a:prstGeom prst="rect">
+                      <a:avLst/>
+                    </a:prstGeom>
+                  </pic:spPr>
+                </pic:pic>
+              </a:graphicData>
+            </a:graphic>
+          </wp:inline>
+        </w:drawing>
       </w:r>
     </w:p>
     <w:sectPr>

--- a/GitGuide.docx
+++ b/GitGuide.docx
@@ -404,6 +404,102 @@
                     <a:xfrm>
                       <a:off x="0" y="0"/>
                       <a:ext cx="4744112" cy="409632"/>
+                    </a:xfrm>
+                    <a:prstGeom prst="rect">
+                      <a:avLst/>
+                    </a:prstGeom>
+                  </pic:spPr>
+                </pic:pic>
+              </a:graphicData>
+            </a:graphic>
+          </wp:inline>
+        </w:drawing>
+      </w:r>
+    </w:p>
+    <w:p/>
+    <w:p>
+      <w:r>
+        <w:t xml:space="preserve">8. Push: </w:t>
+      </w:r>
+      <w:r>
+        <w:t>Allows you to upload local commits to a remote</w:t>
+      </w:r>
+    </w:p>
+    <w:p>
+      <w:r>
+        <w:drawing>
+          <wp:inline distT="0" distB="0" distL="0" distR="0" wp14:anchorId="6E5744CB" wp14:editId="24F70C65">
+            <wp:extent cx="4677428" cy="1695687"/>
+            <wp:effectExtent l="0" t="0" r="0" b="0"/>
+            <wp:docPr id="8" name="Picture 8"/>
+            <wp:cNvGraphicFramePr>
+              <a:graphicFrameLocks xmlns:a="http://schemas.openxmlformats.org/drawingml/2006/main" noChangeAspect="1"/>
+            </wp:cNvGraphicFramePr>
+            <a:graphic xmlns:a="http://schemas.openxmlformats.org/drawingml/2006/main">
+              <a:graphicData uri="http://schemas.openxmlformats.org/drawingml/2006/picture">
+                <pic:pic xmlns:pic="http://schemas.openxmlformats.org/drawingml/2006/picture">
+                  <pic:nvPicPr>
+                    <pic:cNvPr id="1" name=""/>
+                    <pic:cNvPicPr/>
+                  </pic:nvPicPr>
+                  <pic:blipFill>
+                    <a:blip r:embed="rId11"/>
+                    <a:stretch>
+                      <a:fillRect/>
+                    </a:stretch>
+                  </pic:blipFill>
+                  <pic:spPr>
+                    <a:xfrm>
+                      <a:off x="0" y="0"/>
+                      <a:ext cx="4677428" cy="1695687"/>
+                    </a:xfrm>
+                    <a:prstGeom prst="rect">
+                      <a:avLst/>
+                    </a:prstGeom>
+                  </pic:spPr>
+                </pic:pic>
+              </a:graphicData>
+            </a:graphic>
+          </wp:inline>
+        </w:drawing>
+      </w:r>
+    </w:p>
+    <w:p/>
+    <w:p>
+      <w:r>
+        <w:t xml:space="preserve">9. </w:t>
+      </w:r>
+      <w:r>
+        <w:t>Status: Allows you to view the current status of a repository</w:t>
+      </w:r>
+    </w:p>
+    <w:p>
+      <w:r>
+        <w:drawing>
+          <wp:inline distT="0" distB="0" distL="0" distR="0" wp14:anchorId="40D9ADDF" wp14:editId="79F019E0">
+            <wp:extent cx="4848902" cy="1533739"/>
+            <wp:effectExtent l="0" t="0" r="8890" b="9525"/>
+            <wp:docPr id="9" name="Picture 9"/>
+            <wp:cNvGraphicFramePr>
+              <a:graphicFrameLocks xmlns:a="http://schemas.openxmlformats.org/drawingml/2006/main" noChangeAspect="1"/>
+            </wp:cNvGraphicFramePr>
+            <a:graphic xmlns:a="http://schemas.openxmlformats.org/drawingml/2006/main">
+              <a:graphicData uri="http://schemas.openxmlformats.org/drawingml/2006/picture">
+                <pic:pic xmlns:pic="http://schemas.openxmlformats.org/drawingml/2006/picture">
+                  <pic:nvPicPr>
+                    <pic:cNvPr id="1" name=""/>
+                    <pic:cNvPicPr/>
+                  </pic:nvPicPr>
+                  <pic:blipFill>
+                    <a:blip r:embed="rId12"/>
+                    <a:stretch>
+                      <a:fillRect/>
+                    </a:stretch>
+                  </pic:blipFill>
+                  <pic:spPr>
+                    <a:xfrm>
+                      <a:off x="0" y="0"/>
+                      <a:ext cx="4848902" cy="1533739"/>
                     </a:xfrm>
                     <a:prstGeom prst="rect">
                       <a:avLst/>

--- a/GitGuide.docx
+++ b/GitGuide.docx
@@ -500,6 +500,55 @@
                     <a:xfrm>
                       <a:off x="0" y="0"/>
                       <a:ext cx="4848902" cy="1533739"/>
+                    </a:xfrm>
+                    <a:prstGeom prst="rect">
+                      <a:avLst/>
+                    </a:prstGeom>
+                  </pic:spPr>
+                </pic:pic>
+              </a:graphicData>
+            </a:graphic>
+          </wp:inline>
+        </w:drawing>
+      </w:r>
+    </w:p>
+    <w:p/>
+    <w:p>
+      <w:r>
+        <w:lastRenderedPageBreak/>
+        <w:t>10.Switch</w:t>
+      </w:r>
+      <w:r>
+        <w:t>: Switches between two selected branches</w:t>
+      </w:r>
+    </w:p>
+    <w:p>
+      <w:r>
+        <w:drawing>
+          <wp:inline distT="0" distB="0" distL="0" distR="0" wp14:anchorId="0B254864" wp14:editId="3056E1D8">
+            <wp:extent cx="4505954" cy="762106"/>
+            <wp:effectExtent l="0" t="0" r="9525" b="0"/>
+            <wp:docPr id="10" name="Picture 10"/>
+            <wp:cNvGraphicFramePr>
+              <a:graphicFrameLocks xmlns:a="http://schemas.openxmlformats.org/drawingml/2006/main" noChangeAspect="1"/>
+            </wp:cNvGraphicFramePr>
+            <a:graphic xmlns:a="http://schemas.openxmlformats.org/drawingml/2006/main">
+              <a:graphicData uri="http://schemas.openxmlformats.org/drawingml/2006/picture">
+                <pic:pic xmlns:pic="http://schemas.openxmlformats.org/drawingml/2006/picture">
+                  <pic:nvPicPr>
+                    <pic:cNvPr id="1" name=""/>
+                    <pic:cNvPicPr/>
+                  </pic:nvPicPr>
+                  <pic:blipFill>
+                    <a:blip r:embed="rId13"/>
+                    <a:stretch>
+                      <a:fillRect/>
+                    </a:stretch>
+                  </pic:blipFill>
+                  <pic:spPr>
+                    <a:xfrm>
+                      <a:off x="0" y="0"/>
+                      <a:ext cx="4505954" cy="762106"/>
                     </a:xfrm>
                     <a:prstGeom prst="rect">
                       <a:avLst/>

--- a/GitGuide.docx
+++ b/GitGuide.docx
@@ -516,7 +516,13 @@
     <w:p>
       <w:r>
         <w:lastRenderedPageBreak/>
-        <w:t>10.Switch</w:t>
+        <w:t>10.</w:t>
+      </w:r>
+      <w:r>
+        <w:t xml:space="preserve"> </w:t>
+      </w:r>
+      <w:r>
+        <w:t>Switch</w:t>
       </w:r>
       <w:r>
         <w:t>: Switches between two selected branches</w:t>
@@ -549,6 +555,46 @@
                     <a:xfrm>
                       <a:off x="0" y="0"/>
                       <a:ext cx="4505954" cy="762106"/>
+                    </a:xfrm>
+                    <a:prstGeom prst="rect">
+                      <a:avLst/>
+                    </a:prstGeom>
+                  </pic:spPr>
+                </pic:pic>
+              </a:graphicData>
+            </a:graphic>
+          </wp:inline>
+        </w:drawing>
+      </w:r>
+    </w:p>
+    <w:p/>
+    <w:p>
+      <w:r>
+        <w:drawing>
+          <wp:inline distT="0" distB="0" distL="0" distR="0" wp14:anchorId="246C5D93" wp14:editId="09A8761D">
+            <wp:extent cx="5731510" cy="3553460"/>
+            <wp:effectExtent l="0" t="0" r="2540" b="8890"/>
+            <wp:docPr id="11" name="Picture 11"/>
+            <wp:cNvGraphicFramePr>
+              <a:graphicFrameLocks xmlns:a="http://schemas.openxmlformats.org/drawingml/2006/main" noChangeAspect="1"/>
+            </wp:cNvGraphicFramePr>
+            <a:graphic xmlns:a="http://schemas.openxmlformats.org/drawingml/2006/main">
+              <a:graphicData uri="http://schemas.openxmlformats.org/drawingml/2006/picture">
+                <pic:pic xmlns:pic="http://schemas.openxmlformats.org/drawingml/2006/picture">
+                  <pic:nvPicPr>
+                    <pic:cNvPr id="1" name=""/>
+                    <pic:cNvPicPr/>
+                  </pic:nvPicPr>
+                  <pic:blipFill>
+                    <a:blip r:embed="rId14"/>
+                    <a:stretch>
+                      <a:fillRect/>
+                    </a:stretch>
+                  </pic:blipFill>
+                  <pic:spPr>
+                    <a:xfrm>
+                      <a:off x="0" y="0"/>
+                      <a:ext cx="5731510" cy="3553460"/>
                     </a:xfrm>
                     <a:prstGeom prst="rect">
                       <a:avLst/>
